--- a/评审意见/函评建议表-沸腾两相流的不可压-可压SPH守恒一致性耦合方法研究-孙鹏楠.docx
+++ b/评审意见/函评建议表-沸腾两相流的不可压-可压SPH守恒一致性耦合方法研究-孙鹏楠.docx
@@ -1,6 +1,6 @@
 
 <file path=word/document.xml><?xml version="1.0" encoding="utf-8"?>
-<w:document xmlns:wpc="http://schemas.microsoft.com/office/word/2010/wordprocessingCanvas" xmlns:cx="http://schemas.microsoft.com/office/drawing/2014/chartex" xmlns:cx1="http://schemas.microsoft.com/office/drawing/2015/9/8/chartex" xmlns:cx2="http://schemas.microsoft.com/office/drawing/2015/10/21/chartex" xmlns:cx3="http://schemas.microsoft.com/office/drawing/2016/5/9/chartex" xmlns:cx4="http://schemas.microsoft.com/office/drawing/2016/5/10/chartex" xmlns:cx5="http://schemas.microsoft.com/office/drawing/2016/5/11/chartex" xmlns:cx6="http://schemas.microsoft.com/office/drawing/2016/5/12/chartex" xmlns:cx7="http://schemas.microsoft.com/office/drawing/2016/5/13/chartex" xmlns:cx8="http://schemas.microsoft.com/office/drawing/2016/5/14/chartex" xmlns:mc="http://schemas.openxmlformats.org/markup-compatibility/2006" xmlns:aink="http://schemas.microsoft.com/office/drawing/2016/ink" xmlns:am3d="http://schemas.microsoft.com/office/drawing/2017/model3d" xmlns:o="urn:schemas-microsoft-com:office:office" xmlns:oel="http://schemas.microsoft.com/office/2019/extlst" xmlns:r="http://schemas.openxmlformats.org/officeDocument/2006/relationships" xmlns:m="http://schemas.openxmlformats.org/officeDocument/2006/math" xmlns:v="urn:schemas-microsoft-com:vml" xmlns:wp14="http://schemas.microsoft.com/office/word/2010/wordprocessingDrawing" xmlns:wp="http://schemas.openxmlformats.org/drawingml/2006/wordprocessingDrawing" xmlns:w10="urn:schemas-microsoft-com:office:word" xmlns:w="http://schemas.openxmlformats.org/wordprocessingml/2006/main" xmlns:w14="http://schemas.microsoft.com/office/word/2010/wordml" xmlns:w15="http://schemas.microsoft.com/office/word/2012/wordml" xmlns:w16cex="http://schemas.microsoft.com/office/word/2018/wordml/cex" xmlns:w16cid="http://schemas.microsoft.com/office/word/2016/wordml/cid" xmlns:w16="http://schemas.microsoft.com/office/word/2018/wordml" xmlns:w16du="http://schemas.microsoft.com/office/word/2023/wordml/word16du" xmlns:w16sdtdh="http://schemas.microsoft.com/office/word/2020/wordml/sdtdatahash" xmlns:w16sdtfl="http://schemas.microsoft.com/office/word/2024/wordml/sdtformatlock" xmlns:w16se="http://schemas.microsoft.com/office/word/2015/wordml/symex" xmlns:wpg="http://schemas.microsoft.com/office/word/2010/wordprocessingGroup" xmlns:wpi="http://schemas.microsoft.com/office/word/2010/wordprocessingInk" xmlns:wne="http://schemas.microsoft.com/office/word/2006/wordml" xmlns:wps="http://schemas.microsoft.com/office/word/2010/wordprocessingShape" mc:Ignorable="w14 w15 w16se w16cid w16 w16cex w16sdtdh w16sdtfl w16du wp14">
+<w:document xmlns:wpc="http://schemas.microsoft.com/office/word/2010/wordprocessingCanvas" xmlns:cx="http://schemas.microsoft.com/office/drawing/2014/chartex" xmlns:cx1="http://schemas.microsoft.com/office/drawing/2015/9/8/chartex" xmlns:cx2="http://schemas.microsoft.com/office/drawing/2015/10/21/chartex" xmlns:cx3="http://schemas.microsoft.com/office/drawing/2016/5/9/chartex" xmlns:cx4="http://schemas.microsoft.com/office/drawing/2016/5/10/chartex" xmlns:cx5="http://schemas.microsoft.com/office/drawing/2016/5/11/chartex" xmlns:cx6="http://schemas.microsoft.com/office/drawing/2016/5/12/chartex" xmlns:cx7="http://schemas.microsoft.com/office/drawing/2016/5/13/chartex" xmlns:cx8="http://schemas.microsoft.com/office/drawing/2016/5/14/chartex" xmlns:mc="http://schemas.openxmlformats.org/markup-compatibility/2006" xmlns:aink="http://schemas.microsoft.com/office/drawing/2016/ink" xmlns:am3d="http://schemas.microsoft.com/office/drawing/2017/model3d" xmlns:o="urn:schemas-microsoft-com:office:office" xmlns:oel="http://schemas.microsoft.com/office/2019/extlst" xmlns:r="http://schemas.openxmlformats.org/officeDocument/2006/relationships" xmlns:m="http://schemas.openxmlformats.org/officeDocument/2006/math" xmlns:v="urn:schemas-microsoft-com:vml" xmlns:wp14="http://schemas.microsoft.com/office/word/2010/wordprocessingDrawing" xmlns:wp="http://schemas.openxmlformats.org/drawingml/2006/wordprocessingDrawing" xmlns:w10="urn:schemas-microsoft-com:office:word" xmlns:w="http://schemas.openxmlformats.org/wordprocessingml/2006/main" xmlns:w14="http://schemas.microsoft.com/office/word/2010/wordml" xmlns:w15="http://schemas.microsoft.com/office/word/2012/wordml" xmlns:w16cex="http://schemas.microsoft.com/office/word/2018/wordml/cex" xmlns:w16cid="http://schemas.microsoft.com/office/word/2016/wordml/cid" xmlns:w16="http://schemas.microsoft.com/office/word/2018/wordml" xmlns:w16sdtdh="http://schemas.microsoft.com/office/word/2020/wordml/sdtdatahash" xmlns:w16se="http://schemas.microsoft.com/office/word/2015/wordml/symex" xmlns:wpg="http://schemas.microsoft.com/office/word/2010/wordprocessingGroup" xmlns:wpi="http://schemas.microsoft.com/office/word/2010/wordprocessingInk" xmlns:wne="http://schemas.microsoft.com/office/word/2006/wordml" xmlns:wps="http://schemas.microsoft.com/office/word/2010/wordprocessingShape" mc:Ignorable="w14 w15 w16se w16cid w16 w16cex w16sdtdh wp14">
   <w:body>
     <w:p>
       <w:pPr>
@@ -10,21 +10,12 @@
           <w:sz w:val="28"/>
         </w:rPr>
       </w:pPr>
-      <w:proofErr w:type="gramStart"/>
       <w:r>
         <w:rPr>
           <w:rFonts w:hint="eastAsia"/>
           <w:sz w:val="28"/>
         </w:rPr>
-        <w:t>函评建议</w:t>
-      </w:r>
-      <w:proofErr w:type="gramEnd"/>
-      <w:r>
-        <w:rPr>
-          <w:rFonts w:hint="eastAsia"/>
-          <w:sz w:val="28"/>
-        </w:rPr>
-        <w:t>表</w:t>
+        <w:t>函评建议表</w:t>
       </w:r>
     </w:p>
     <w:tbl>
@@ -133,7 +124,6 @@
                 <w:szCs w:val="32"/>
               </w:rPr>
             </w:pPr>
-            <w:proofErr w:type="gramStart"/>
             <w:r>
               <w:rPr>
                 <w:rFonts w:ascii="楷体" w:eastAsia="楷体" w:hAnsi="楷体" w:hint="eastAsia"/>
@@ -141,7 +131,6 @@
               </w:rPr>
               <w:t>孙鹏楠</w:t>
             </w:r>
-            <w:proofErr w:type="gramEnd"/>
           </w:p>
         </w:tc>
       </w:tr>
@@ -213,12 +202,14 @@
               <w:jc w:val="center"/>
               <w:rPr>
                 <w:rFonts w:ascii="楷体" w:eastAsia="楷体" w:hAnsi="楷体" w:hint="eastAsia"/>
-                <w:szCs w:val="32"/>
-              </w:rPr>
-            </w:pPr>
-            <w:r>
-              <w:rPr>
-                <w:rFonts w:ascii="楷体" w:eastAsia="楷体" w:hAnsi="楷体" w:hint="eastAsia"/>
+                <w:strike/>
+                <w:szCs w:val="32"/>
+              </w:rPr>
+            </w:pPr>
+            <w:r>
+              <w:rPr>
+                <w:rFonts w:ascii="楷体" w:eastAsia="楷体" w:hAnsi="楷体" w:hint="eastAsia"/>
+                <w:strike/>
                 <w:szCs w:val="32"/>
               </w:rPr>
               <w:t>（题目还有优化空间）</w:t>
@@ -272,12 +263,14 @@
               <w:jc w:val="left"/>
               <w:rPr>
                 <w:rFonts w:ascii="楷体" w:eastAsia="楷体" w:hAnsi="楷体" w:hint="eastAsia"/>
-                <w:szCs w:val="32"/>
-              </w:rPr>
-            </w:pPr>
-            <w:r>
-              <w:rPr>
-                <w:rFonts w:ascii="楷体" w:eastAsia="楷体" w:hAnsi="楷体" w:hint="eastAsia"/>
+                <w:strike/>
+                <w:szCs w:val="32"/>
+              </w:rPr>
+            </w:pPr>
+            <w:r>
+              <w:rPr>
+                <w:rFonts w:ascii="楷体" w:eastAsia="楷体" w:hAnsi="楷体" w:hint="eastAsia"/>
+                <w:strike/>
                 <w:szCs w:val="32"/>
               </w:rPr>
               <w:t>申请代码ok.</w:t>
@@ -288,12 +281,14 @@
               <w:jc w:val="left"/>
               <w:rPr>
                 <w:rFonts w:ascii="楷体" w:eastAsia="楷体" w:hAnsi="楷体" w:hint="eastAsia"/>
-                <w:szCs w:val="32"/>
-              </w:rPr>
-            </w:pPr>
-            <w:r>
-              <w:rPr>
-                <w:rFonts w:ascii="楷体" w:eastAsia="楷体" w:hAnsi="楷体" w:hint="eastAsia"/>
+                <w:strike/>
+                <w:szCs w:val="32"/>
+              </w:rPr>
+            </w:pPr>
+            <w:r>
+              <w:rPr>
+                <w:rFonts w:ascii="楷体" w:eastAsia="楷体" w:hAnsi="楷体" w:hint="eastAsia"/>
+                <w:strike/>
                 <w:szCs w:val="32"/>
               </w:rPr>
               <w:t>关键词：“</w:t>
@@ -301,6 +296,7 @@
             <w:r>
               <w:rPr>
                 <w:rFonts w:ascii="楷体" w:eastAsia="楷体" w:hAnsi="楷体"/>
+                <w:strike/>
                 <w:szCs w:val="32"/>
               </w:rPr>
               <w:t>守恒一致性</w:t>
@@ -308,6 +304,7 @@
             <w:r>
               <w:rPr>
                 <w:rFonts w:ascii="楷体" w:eastAsia="楷体" w:hAnsi="楷体" w:hint="eastAsia"/>
+                <w:strike/>
                 <w:szCs w:val="32"/>
               </w:rPr>
               <w:t>”，太过局限和具体</w:t>
@@ -318,6 +315,7 @@
               <w:jc w:val="left"/>
               <w:rPr>
                 <w:rFonts w:ascii="楷体" w:eastAsia="楷体" w:hAnsi="楷体" w:hint="eastAsia"/>
+                <w:strike/>
                 <w:szCs w:val="32"/>
               </w:rPr>
             </w:pPr>
@@ -325,6 +323,7 @@
             <w:r>
               <w:rPr>
                 <w:rFonts w:ascii="楷体" w:eastAsia="楷体" w:hAnsi="楷体" w:hint="eastAsia"/>
+                <w:strike/>
                 <w:szCs w:val="32"/>
               </w:rPr>
               <w:t>摘要</w:t>
@@ -333,6 +332,7 @@
             <w:r>
               <w:rPr>
                 <w:rFonts w:ascii="楷体" w:eastAsia="楷体" w:hAnsi="楷体" w:hint="eastAsia"/>
+                <w:strike/>
                 <w:szCs w:val="32"/>
               </w:rPr>
               <w:t>和科学属性修改建议:摘要是一段话，不要回车分段，申请书的每个细节都很重要。</w:t>
@@ -376,12 +376,14 @@
               <w:jc w:val="left"/>
               <w:rPr>
                 <w:rFonts w:ascii="楷体" w:eastAsia="楷体" w:hAnsi="楷体" w:hint="eastAsia"/>
-                <w:szCs w:val="32"/>
-              </w:rPr>
-            </w:pPr>
-            <w:r>
-              <w:rPr>
-                <w:rFonts w:ascii="楷体" w:eastAsia="楷体" w:hAnsi="楷体" w:hint="eastAsia"/>
+                <w:strike/>
+                <w:szCs w:val="32"/>
+              </w:rPr>
+            </w:pPr>
+            <w:r>
+              <w:rPr>
+                <w:rFonts w:ascii="楷体" w:eastAsia="楷体" w:hAnsi="楷体" w:hint="eastAsia"/>
+                <w:strike/>
                 <w:szCs w:val="32"/>
               </w:rPr>
               <w:t>申报书PDF看不到预算书</w:t>
@@ -389,6 +391,7 @@
             <w:r>
               <w:rPr>
                 <w:rFonts w:ascii="楷体" w:eastAsia="楷体" w:hAnsi="楷体" w:hint="eastAsia"/>
+                <w:strike/>
                 <w:szCs w:val="32"/>
               </w:rPr>
               <w:t>，暂无意见。</w:t>
@@ -490,47 +493,22 @@
               <w:jc w:val="left"/>
               <w:rPr>
                 <w:rFonts w:ascii="楷体" w:eastAsia="楷体" w:hAnsi="楷体" w:hint="eastAsia"/>
-                <w:szCs w:val="32"/>
-              </w:rPr>
-            </w:pPr>
-            <w:r>
-              <w:rPr>
-                <w:rFonts w:ascii="楷体" w:eastAsia="楷体" w:hAnsi="楷体" w:hint="eastAsia"/>
-                <w:szCs w:val="32"/>
-              </w:rPr>
-              <w:t>一定要对申报题目中的“</w:t>
-            </w:r>
-            <w:r>
-              <w:rPr>
-                <w:rFonts w:ascii="楷体" w:eastAsia="楷体" w:hAnsi="楷体" w:hint="eastAsia"/>
-                <w:szCs w:val="32"/>
-              </w:rPr>
-              <w:t>不可压-可压</w:t>
-            </w:r>
-            <w:r>
-              <w:rPr>
-                <w:rFonts w:ascii="楷体" w:eastAsia="楷体" w:hAnsi="楷体" w:hint="eastAsia"/>
-                <w:szCs w:val="32"/>
-              </w:rPr>
-              <w:t>”做好解释，为什么要建立</w:t>
-            </w:r>
-            <w:r>
-              <w:rPr>
-                <w:rFonts w:ascii="楷体" w:eastAsia="楷体" w:hAnsi="楷体" w:hint="eastAsia"/>
-                <w:szCs w:val="32"/>
-              </w:rPr>
-              <w:t>不可压-可压</w:t>
-            </w:r>
-            <w:r>
-              <w:rPr>
-                <w:rFonts w:ascii="楷体" w:eastAsia="楷体" w:hAnsi="楷体" w:hint="eastAsia"/>
-                <w:szCs w:val="32"/>
-              </w:rPr>
-              <w:t>方法，物理上，所有介质都可压，为什么这里出现不可压，而你的可压还是一个虚假的压缩性（WC）在里面，这部分解释不好，容易被不做这</w:t>
-            </w:r>
-            <w:r>
-              <w:rPr>
-                <w:rFonts w:ascii="楷体" w:eastAsia="楷体" w:hAnsi="楷体" w:hint="eastAsia"/>
+                <w:strike/>
+                <w:szCs w:val="32"/>
+              </w:rPr>
+            </w:pPr>
+            <w:r>
+              <w:rPr>
+                <w:rFonts w:ascii="楷体" w:eastAsia="楷体" w:hAnsi="楷体" w:hint="eastAsia"/>
+                <w:strike/>
+                <w:szCs w:val="32"/>
+              </w:rPr>
+              <w:t>一定要对申报题目中的“不可压-可压”做好解释，为什么要建立不可压-可压方法，物理上，所有介质都可压，为什么这里出现不可压，而你的可压还是一个虚假的压缩性（WC）在里面，这部分解释不好，容易被不做这</w:t>
+            </w:r>
+            <w:r>
+              <w:rPr>
+                <w:rFonts w:ascii="楷体" w:eastAsia="楷体" w:hAnsi="楷体" w:hint="eastAsia"/>
+                <w:strike/>
                 <w:szCs w:val="32"/>
               </w:rPr>
               <w:t>方面</w:t>
@@ -538,6 +516,7 @@
             <w:r>
               <w:rPr>
                 <w:rFonts w:ascii="楷体" w:eastAsia="楷体" w:hAnsi="楷体" w:hint="eastAsia"/>
+                <w:strike/>
                 <w:szCs w:val="32"/>
               </w:rPr>
               <w:t>的</w:t>
@@ -545,6 +524,7 @@
             <w:r>
               <w:rPr>
                 <w:rFonts w:ascii="楷体" w:eastAsia="楷体" w:hAnsi="楷体" w:hint="eastAsia"/>
+                <w:strike/>
                 <w:szCs w:val="32"/>
               </w:rPr>
               <w:t>评阅人</w:t>
@@ -552,6 +532,7 @@
             <w:r>
               <w:rPr>
                 <w:rFonts w:ascii="楷体" w:eastAsia="楷体" w:hAnsi="楷体" w:hint="eastAsia"/>
+                <w:strike/>
                 <w:szCs w:val="32"/>
               </w:rPr>
               <w:t>攻击。</w:t>
@@ -570,9 +551,8 @@
                 <w:rFonts w:ascii="楷体" w:eastAsia="楷体" w:hAnsi="楷体" w:hint="eastAsia"/>
                 <w:szCs w:val="32"/>
               </w:rPr>
-              <w:t>千万不要说网格法不好，</w:t>
-            </w:r>
-            <w:proofErr w:type="gramStart"/>
+              <w:t>千万不要说网格法不好，适当</w:t>
+            </w:r>
             <w:r>
               <w:rPr>
                 <w:rFonts w:ascii="楷体" w:eastAsia="楷体" w:hAnsi="楷体" w:hint="eastAsia"/>
@@ -580,14 +560,6 @@
               </w:rPr>
               <w:t>适当</w:t>
             </w:r>
-            <w:r>
-              <w:rPr>
-                <w:rFonts w:ascii="楷体" w:eastAsia="楷体" w:hAnsi="楷体" w:hint="eastAsia"/>
-                <w:szCs w:val="32"/>
-              </w:rPr>
-              <w:t>适当</w:t>
-            </w:r>
-            <w:proofErr w:type="gramEnd"/>
             <w:r>
               <w:rPr>
                 <w:rFonts w:ascii="楷体" w:eastAsia="楷体" w:hAnsi="楷体" w:hint="eastAsia"/>
@@ -649,12 +621,14 @@
               <w:jc w:val="left"/>
               <w:rPr>
                 <w:rFonts w:ascii="楷体" w:eastAsia="楷体" w:hAnsi="楷体" w:hint="eastAsia"/>
-                <w:szCs w:val="32"/>
-              </w:rPr>
-            </w:pPr>
-            <w:r>
-              <w:rPr>
-                <w:rFonts w:ascii="楷体" w:eastAsia="楷体" w:hAnsi="楷体" w:hint="eastAsia"/>
+                <w:strike/>
+                <w:szCs w:val="32"/>
+              </w:rPr>
+            </w:pPr>
+            <w:r>
+              <w:rPr>
+                <w:rFonts w:ascii="楷体" w:eastAsia="楷体" w:hAnsi="楷体" w:hint="eastAsia"/>
+                <w:strike/>
                 <w:szCs w:val="32"/>
               </w:rPr>
               <w:t>“</w:t>
@@ -662,6 +636,7 @@
             <w:r>
               <w:rPr>
                 <w:rFonts w:ascii="楷体" w:eastAsia="楷体" w:hAnsi="楷体"/>
+                <w:strike/>
                 <w:szCs w:val="32"/>
               </w:rPr>
               <w:t>研究内容间支撑关系</w:t>
@@ -669,6 +644,7 @@
             <w:r>
               <w:rPr>
                 <w:rFonts w:ascii="楷体" w:eastAsia="楷体" w:hAnsi="楷体" w:hint="eastAsia"/>
+                <w:strike/>
                 <w:szCs w:val="32"/>
               </w:rPr>
               <w:t>”，</w:t>
@@ -676,6 +652,7 @@
             <w:r>
               <w:rPr>
                 <w:rFonts w:ascii="楷体" w:eastAsia="楷体" w:hAnsi="楷体" w:hint="eastAsia"/>
+                <w:strike/>
                 <w:szCs w:val="32"/>
               </w:rPr>
               <w:t>建议放在前面研究内容综述那里去说，和图6靠近，根据图6来介绍</w:t>
@@ -683,6 +660,7 @@
             <w:r>
               <w:rPr>
                 <w:rFonts w:ascii="楷体" w:eastAsia="楷体" w:hAnsi="楷体" w:hint="eastAsia"/>
+                <w:strike/>
                 <w:szCs w:val="32"/>
               </w:rPr>
               <w:t>3个研究内容，然后一个一个展开分解</w:t>
@@ -690,6 +668,7 @@
             <w:r>
               <w:rPr>
                 <w:rFonts w:ascii="楷体" w:eastAsia="楷体" w:hAnsi="楷体" w:hint="eastAsia"/>
+                <w:strike/>
                 <w:szCs w:val="32"/>
               </w:rPr>
               <w:t>。</w:t>
@@ -775,12 +754,14 @@
               <w:jc w:val="left"/>
               <w:rPr>
                 <w:rFonts w:ascii="楷体" w:eastAsia="楷体" w:hAnsi="楷体" w:hint="eastAsia"/>
-                <w:szCs w:val="32"/>
-              </w:rPr>
-            </w:pPr>
-            <w:r>
-              <w:rPr>
-                <w:rFonts w:ascii="楷体" w:eastAsia="楷体" w:hAnsi="楷体" w:hint="eastAsia"/>
+                <w:strike/>
+                <w:szCs w:val="32"/>
+              </w:rPr>
+            </w:pPr>
+            <w:r>
+              <w:rPr>
+                <w:rFonts w:ascii="楷体" w:eastAsia="楷体" w:hAnsi="楷体" w:hint="eastAsia"/>
+                <w:strike/>
                 <w:szCs w:val="32"/>
               </w:rPr>
               <w:t>“</w:t>
@@ -788,6 +769,7 @@
             <w:r>
               <w:rPr>
                 <w:rFonts w:ascii="楷体" w:eastAsia="楷体" w:hAnsi="楷体" w:hint="eastAsia"/>
+                <w:strike/>
                 <w:szCs w:val="32"/>
               </w:rPr>
               <w:t>4.2 研究方法</w:t>
@@ -795,6 +777,7 @@
             <w:r>
               <w:rPr>
                 <w:rFonts w:ascii="楷体" w:eastAsia="楷体" w:hAnsi="楷体" w:hint="eastAsia"/>
+                <w:strike/>
                 <w:szCs w:val="32"/>
               </w:rPr>
               <w:t>”</w:t>
@@ -802,6 +785,7 @@
             <w:r>
               <w:rPr>
                 <w:rFonts w:ascii="楷体" w:eastAsia="楷体" w:hAnsi="楷体" w:hint="eastAsia"/>
+                <w:strike/>
                 <w:szCs w:val="32"/>
               </w:rPr>
               <w:t>应该是实施方案，</w:t>
@@ -810,6 +794,7 @@
             <w:r>
               <w:rPr>
                 <w:rFonts w:ascii="楷体" w:eastAsia="楷体" w:hAnsi="楷体"/>
+                <w:strike/>
                 <w:szCs w:val="32"/>
               </w:rPr>
               <w:t>研究方法1</w:t>
@@ -818,6 +803,7 @@
             <w:r>
               <w:rPr>
                 <w:rFonts w:ascii="楷体" w:eastAsia="楷体" w:hAnsi="楷体" w:hint="eastAsia"/>
+                <w:strike/>
                 <w:szCs w:val="32"/>
               </w:rPr>
               <w:t>、</w:t>
@@ -825,6 +811,7 @@
             <w:r>
               <w:rPr>
                 <w:rFonts w:ascii="楷体" w:eastAsia="楷体" w:hAnsi="楷体"/>
+                <w:strike/>
                 <w:szCs w:val="32"/>
               </w:rPr>
               <w:t>研究方法</w:t>
@@ -832,6 +819,7 @@
             <w:r>
               <w:rPr>
                 <w:rFonts w:ascii="楷体" w:eastAsia="楷体" w:hAnsi="楷体" w:hint="eastAsia"/>
+                <w:strike/>
                 <w:szCs w:val="32"/>
               </w:rPr>
               <w:t>2、</w:t>
@@ -839,6 +827,7 @@
             <w:r>
               <w:rPr>
                 <w:rFonts w:ascii="楷体" w:eastAsia="楷体" w:hAnsi="楷体"/>
+                <w:strike/>
                 <w:szCs w:val="32"/>
               </w:rPr>
               <w:lastRenderedPageBreak/>
@@ -847,6 +836,7 @@
             <w:r>
               <w:rPr>
                 <w:rFonts w:ascii="楷体" w:eastAsia="楷体" w:hAnsi="楷体" w:hint="eastAsia"/>
+                <w:strike/>
                 <w:szCs w:val="32"/>
               </w:rPr>
               <w:t>3这个开头的说法不好，应该就是3块研究内容如何实施，说清楚。</w:t>
@@ -858,6 +848,7 @@
               <w:jc w:val="left"/>
               <w:rPr>
                 <w:rFonts w:ascii="楷体" w:eastAsia="楷体" w:hAnsi="楷体" w:hint="eastAsia"/>
+                <w:strike/>
                 <w:szCs w:val="32"/>
               </w:rPr>
             </w:pPr>
@@ -868,6 +859,7 @@
               <w:jc w:val="left"/>
               <w:rPr>
                 <w:rFonts w:ascii="楷体" w:eastAsia="楷体" w:hAnsi="楷体" w:hint="eastAsia"/>
+                <w:strike/>
                 <w:szCs w:val="32"/>
               </w:rPr>
             </w:pPr>
@@ -919,23 +911,7 @@
                 <w:rFonts w:ascii="楷体" w:eastAsia="楷体" w:hAnsi="楷体" w:hint="eastAsia"/>
                 <w:szCs w:val="32"/>
               </w:rPr>
-              <w:t>创新点不可写的太抽象，要让大同行甚至</w:t>
-            </w:r>
-            <w:proofErr w:type="gramStart"/>
-            <w:r>
-              <w:rPr>
-                <w:rFonts w:ascii="楷体" w:eastAsia="楷体" w:hAnsi="楷体" w:hint="eastAsia"/>
-                <w:szCs w:val="32"/>
-              </w:rPr>
-              <w:t>外行能</w:t>
-            </w:r>
-            <w:proofErr w:type="gramEnd"/>
-            <w:r>
-              <w:rPr>
-                <w:rFonts w:ascii="楷体" w:eastAsia="楷体" w:hAnsi="楷体" w:hint="eastAsia"/>
-                <w:szCs w:val="32"/>
-              </w:rPr>
-              <w:t>看出你的研究内容和实施方案是新的。与别人不同的，能够产出更好效果的。</w:t>
+              <w:t>创新点不可写的太抽象，要让大同行甚至外行能看出你的研究内容和实施方案是新的。与别人不同的，能够产出更好效果的。</w:t>
             </w:r>
           </w:p>
           <w:p>
@@ -1073,33 +1049,24 @@
               <w:wordWrap w:val="0"/>
               <w:jc w:val="left"/>
               <w:rPr>
+                <w:rFonts w:ascii="楷体" w:eastAsia="楷体" w:hAnsi="楷体" w:hint="eastAsia"/>
+                <w:szCs w:val="32"/>
+              </w:rPr>
+            </w:pPr>
+            <w:r>
+              <w:rPr>
+                <w:rFonts w:ascii="楷体" w:eastAsia="楷体" w:hAnsi="楷体" w:hint="eastAsia"/>
+                <w:szCs w:val="32"/>
+              </w:rPr>
+              <w:t>作者过于侧重介绍</w:t>
+            </w:r>
+            <w:r>
+              <w:rPr>
                 <w:rFonts w:ascii="楷体" w:eastAsia="楷体" w:hAnsi="楷体"/>
                 <w:szCs w:val="32"/>
               </w:rPr>
-            </w:pPr>
-            <w:r>
-              <w:rPr>
-                <w:rFonts w:ascii="楷体" w:eastAsia="楷体" w:hAnsi="楷体" w:hint="eastAsia"/>
-                <w:szCs w:val="32"/>
-              </w:rPr>
-              <w:t>作者过于侧重介绍</w:t>
-            </w:r>
-            <w:r>
-              <w:rPr>
-                <w:rFonts w:ascii="楷体" w:eastAsia="楷体" w:hAnsi="楷体"/>
-                <w:szCs w:val="32"/>
-              </w:rPr>
-              <w:t>开源求解平台</w:t>
-            </w:r>
-            <w:proofErr w:type="spellStart"/>
-            <w:r>
-              <w:rPr>
-                <w:rFonts w:ascii="楷体" w:eastAsia="楷体" w:hAnsi="楷体"/>
-                <w:szCs w:val="32"/>
-              </w:rPr>
-              <w:t>SPHinXsys</w:t>
-            </w:r>
-            <w:proofErr w:type="spellEnd"/>
+              <w:t>开源求解平台SPHinXsys</w:t>
+            </w:r>
             <w:r>
               <w:rPr>
                 <w:rFonts w:ascii="楷体" w:eastAsia="楷体" w:hAnsi="楷体" w:hint="eastAsia"/>
@@ -1328,23 +1295,7 @@
                 <w:rFonts w:ascii="楷体" w:eastAsia="楷体" w:hAnsi="楷体" w:hint="eastAsia"/>
                 <w:szCs w:val="32"/>
               </w:rPr>
-              <w:t>要上传代表作，获奖证书，专利</w:t>
-            </w:r>
-            <w:proofErr w:type="gramStart"/>
-            <w:r>
-              <w:rPr>
-                <w:rFonts w:ascii="楷体" w:eastAsia="楷体" w:hAnsi="楷体" w:hint="eastAsia"/>
-                <w:szCs w:val="32"/>
-              </w:rPr>
-              <w:t>软著等</w:t>
-            </w:r>
-            <w:proofErr w:type="gramEnd"/>
-            <w:r>
-              <w:rPr>
-                <w:rFonts w:ascii="楷体" w:eastAsia="楷体" w:hAnsi="楷体" w:hint="eastAsia"/>
-                <w:szCs w:val="32"/>
-              </w:rPr>
-              <w:t>，作为支撑，</w:t>
+              <w:t>要上传代表作，获奖证书，专利软著等，作为支撑，</w:t>
             </w:r>
             <w:r>
               <w:rPr>
@@ -1358,23 +1309,7 @@
                 <w:rFonts w:ascii="楷体" w:eastAsia="楷体" w:hAnsi="楷体" w:hint="eastAsia"/>
                 <w:szCs w:val="32"/>
               </w:rPr>
-              <w:t>列表要让人看着觉得</w:t>
-            </w:r>
-            <w:proofErr w:type="gramStart"/>
-            <w:r>
-              <w:rPr>
-                <w:rFonts w:ascii="楷体" w:eastAsia="楷体" w:hAnsi="楷体" w:hint="eastAsia"/>
-                <w:szCs w:val="32"/>
-              </w:rPr>
-              <w:t>你成果</w:t>
-            </w:r>
-            <w:proofErr w:type="gramEnd"/>
-            <w:r>
-              <w:rPr>
-                <w:rFonts w:ascii="楷体" w:eastAsia="楷体" w:hAnsi="楷体" w:hint="eastAsia"/>
-                <w:szCs w:val="32"/>
-              </w:rPr>
-              <w:t>丰硕，基础雄厚，能够更好的完成研究任务。</w:t>
+              <w:t>列表要让人看着觉得你成果丰硕，基础雄厚，能够更好的完成研究任务。</w:t>
             </w:r>
             <w:r>
               <w:rPr>
@@ -1387,24 +1322,9 @@
               <w:rPr>
                 <w:rFonts w:ascii="楷体" w:eastAsia="楷体" w:hAnsi="楷体" w:hint="eastAsia"/>
                 <w:szCs w:val="32"/>
-              </w:rPr>
-              <w:t>基金一方面是选好的创意，另一方面是</w:t>
-            </w:r>
-            <w:proofErr w:type="gramStart"/>
-            <w:r>
-              <w:rPr>
-                <w:rFonts w:ascii="楷体" w:eastAsia="楷体" w:hAnsi="楷体" w:hint="eastAsia"/>
-                <w:szCs w:val="32"/>
-              </w:rPr>
-              <w:t>选基础</w:t>
-            </w:r>
-            <w:proofErr w:type="gramEnd"/>
-            <w:r>
-              <w:rPr>
-                <w:rFonts w:ascii="楷体" w:eastAsia="楷体" w:hAnsi="楷体" w:hint="eastAsia"/>
-                <w:szCs w:val="32"/>
-              </w:rPr>
-              <w:t>好的科研人员。</w:t>
+                <w:highlight w:val="yellow"/>
+              </w:rPr>
+              <w:t>基金一方面是选好的创意，另一方面是选基础好的科研人员。</w:t>
             </w:r>
           </w:p>
         </w:tc>
@@ -1445,8 +1365,66 @@
 </w:document>
 </file>
 
+<file path=word/endnotes.xml><?xml version="1.0" encoding="utf-8"?>
+<w:endnotes xmlns:wpc="http://schemas.microsoft.com/office/word/2010/wordprocessingCanvas" xmlns:cx="http://schemas.microsoft.com/office/drawing/2014/chartex" xmlns:cx1="http://schemas.microsoft.com/office/drawing/2015/9/8/chartex" xmlns:cx2="http://schemas.microsoft.com/office/drawing/2015/10/21/chartex" xmlns:cx3="http://schemas.microsoft.com/office/drawing/2016/5/9/chartex" xmlns:cx4="http://schemas.microsoft.com/office/drawing/2016/5/10/chartex" xmlns:cx5="http://schemas.microsoft.com/office/drawing/2016/5/11/chartex" xmlns:cx6="http://schemas.microsoft.com/office/drawing/2016/5/12/chartex" xmlns:cx7="http://schemas.microsoft.com/office/drawing/2016/5/13/chartex" xmlns:cx8="http://schemas.microsoft.com/office/drawing/2016/5/14/chartex" xmlns:mc="http://schemas.openxmlformats.org/markup-compatibility/2006" xmlns:aink="http://schemas.microsoft.com/office/drawing/2016/ink" xmlns:am3d="http://schemas.microsoft.com/office/drawing/2017/model3d" xmlns:o="urn:schemas-microsoft-com:office:office" xmlns:oel="http://schemas.microsoft.com/office/2019/extlst" xmlns:r="http://schemas.openxmlformats.org/officeDocument/2006/relationships" xmlns:m="http://schemas.openxmlformats.org/officeDocument/2006/math" xmlns:v="urn:schemas-microsoft-com:vml" xmlns:wp14="http://schemas.microsoft.com/office/word/2010/wordprocessingDrawing" xmlns:wp="http://schemas.openxmlformats.org/drawingml/2006/wordprocessingDrawing" xmlns:w10="urn:schemas-microsoft-com:office:word" xmlns:w="http://schemas.openxmlformats.org/wordprocessingml/2006/main" xmlns:w14="http://schemas.microsoft.com/office/word/2010/wordml" xmlns:w15="http://schemas.microsoft.com/office/word/2012/wordml" xmlns:w16cex="http://schemas.microsoft.com/office/word/2018/wordml/cex" xmlns:w16cid="http://schemas.microsoft.com/office/word/2016/wordml/cid" xmlns:w16="http://schemas.microsoft.com/office/word/2018/wordml" xmlns:w16sdtdh="http://schemas.microsoft.com/office/word/2020/wordml/sdtdatahash" xmlns:w16se="http://schemas.microsoft.com/office/word/2015/wordml/symex" xmlns:wpg="http://schemas.microsoft.com/office/word/2010/wordprocessingGroup" xmlns:wpi="http://schemas.microsoft.com/office/word/2010/wordprocessingInk" xmlns:wne="http://schemas.microsoft.com/office/word/2006/wordml" xmlns:wps="http://schemas.microsoft.com/office/word/2010/wordprocessingShape" mc:Ignorable="w14 w15 w16se w16cid w16 w16cex w16sdtdh wp14">
+  <w:endnote w:type="separator" w:id="-1">
+    <w:p>
+      <w:pPr>
+        <w:rPr>
+          <w:rFonts w:hint="eastAsia"/>
+        </w:rPr>
+      </w:pPr>
+      <w:r>
+        <w:separator/>
+      </w:r>
+    </w:p>
+  </w:endnote>
+  <w:endnote w:type="continuationSeparator" w:id="0">
+    <w:p>
+      <w:pPr>
+        <w:rPr>
+          <w:rFonts w:hint="eastAsia"/>
+        </w:rPr>
+      </w:pPr>
+      <w:r>
+        <w:continuationSeparator/>
+      </w:r>
+    </w:p>
+  </w:endnote>
+</w:endnotes>
+</file>
+
+<file path=word/footnotes.xml><?xml version="1.0" encoding="utf-8"?>
+<w:footnotes xmlns:wpc="http://schemas.microsoft.com/office/word/2010/wordprocessingCanvas" xmlns:cx="http://schemas.microsoft.com/office/drawing/2014/chartex" xmlns:cx1="http://schemas.microsoft.com/office/drawing/2015/9/8/chartex" xmlns:cx2="http://schemas.microsoft.com/office/drawing/2015/10/21/chartex" xmlns:cx3="http://schemas.microsoft.com/office/drawing/2016/5/9/chartex" xmlns:cx4="http://schemas.microsoft.com/office/drawing/2016/5/10/chartex" xmlns:cx5="http://schemas.microsoft.com/office/drawing/2016/5/11/chartex" xmlns:cx6="http://schemas.microsoft.com/office/drawing/2016/5/12/chartex" xmlns:cx7="http://schemas.microsoft.com/office/drawing/2016/5/13/chartex" xmlns:cx8="http://schemas.microsoft.com/office/drawing/2016/5/14/chartex" xmlns:mc="http://schemas.openxmlformats.org/markup-compatibility/2006" xmlns:aink="http://schemas.microsoft.com/office/drawing/2016/ink" xmlns:am3d="http://schemas.microsoft.com/office/drawing/2017/model3d" xmlns:o="urn:schemas-microsoft-com:office:office" xmlns:oel="http://schemas.microsoft.com/office/2019/extlst" xmlns:r="http://schemas.openxmlformats.org/officeDocument/2006/relationships" xmlns:m="http://schemas.openxmlformats.org/officeDocument/2006/math" xmlns:v="urn:schemas-microsoft-com:vml" xmlns:wp14="http://schemas.microsoft.com/office/word/2010/wordprocessingDrawing" xmlns:wp="http://schemas.openxmlformats.org/drawingml/2006/wordprocessingDrawing" xmlns:w10="urn:schemas-microsoft-com:office:word" xmlns:w="http://schemas.openxmlformats.org/wordprocessingml/2006/main" xmlns:w14="http://schemas.microsoft.com/office/word/2010/wordml" xmlns:w15="http://schemas.microsoft.com/office/word/2012/wordml" xmlns:w16cex="http://schemas.microsoft.com/office/word/2018/wordml/cex" xmlns:w16cid="http://schemas.microsoft.com/office/word/2016/wordml/cid" xmlns:w16="http://schemas.microsoft.com/office/word/2018/wordml" xmlns:w16sdtdh="http://schemas.microsoft.com/office/word/2020/wordml/sdtdatahash" xmlns:w16se="http://schemas.microsoft.com/office/word/2015/wordml/symex" xmlns:wpg="http://schemas.microsoft.com/office/word/2010/wordprocessingGroup" xmlns:wpi="http://schemas.microsoft.com/office/word/2010/wordprocessingInk" xmlns:wne="http://schemas.microsoft.com/office/word/2006/wordml" xmlns:wps="http://schemas.microsoft.com/office/word/2010/wordprocessingShape" mc:Ignorable="w14 w15 w16se w16cid w16 w16cex w16sdtdh wp14">
+  <w:footnote w:type="separator" w:id="-1">
+    <w:p>
+      <w:pPr>
+        <w:rPr>
+          <w:rFonts w:hint="eastAsia"/>
+        </w:rPr>
+      </w:pPr>
+      <w:r>
+        <w:separator/>
+      </w:r>
+    </w:p>
+  </w:footnote>
+  <w:footnote w:type="continuationSeparator" w:id="0">
+    <w:p>
+      <w:pPr>
+        <w:rPr>
+          <w:rFonts w:hint="eastAsia"/>
+        </w:rPr>
+      </w:pPr>
+      <w:r>
+        <w:continuationSeparator/>
+      </w:r>
+    </w:p>
+  </w:footnote>
+</w:footnotes>
+</file>
+
 <file path=word/styles.xml><?xml version="1.0" encoding="utf-8"?>
-<w:styles xmlns:mc="http://schemas.openxmlformats.org/markup-compatibility/2006" xmlns:r="http://schemas.openxmlformats.org/officeDocument/2006/relationships" xmlns:w="http://schemas.openxmlformats.org/wordprocessingml/2006/main" xmlns:w14="http://schemas.microsoft.com/office/word/2010/wordml" xmlns:w15="http://schemas.microsoft.com/office/word/2012/wordml" xmlns:w16cex="http://schemas.microsoft.com/office/word/2018/wordml/cex" xmlns:w16cid="http://schemas.microsoft.com/office/word/2016/wordml/cid" xmlns:w16="http://schemas.microsoft.com/office/word/2018/wordml" xmlns:w16du="http://schemas.microsoft.com/office/word/2023/wordml/word16du" xmlns:w16sdtdh="http://schemas.microsoft.com/office/word/2020/wordml/sdtdatahash" xmlns:w16sdtfl="http://schemas.microsoft.com/office/word/2024/wordml/sdtformatlock" xmlns:w16se="http://schemas.microsoft.com/office/word/2015/wordml/symex" mc:Ignorable="w14 w15 w16se w16cid w16 w16cex w16sdtdh w16sdtfl w16du">
+<w:styles xmlns:mc="http://schemas.openxmlformats.org/markup-compatibility/2006" xmlns:r="http://schemas.openxmlformats.org/officeDocument/2006/relationships" xmlns:w="http://schemas.openxmlformats.org/wordprocessingml/2006/main" xmlns:w14="http://schemas.microsoft.com/office/word/2010/wordml" xmlns:w15="http://schemas.microsoft.com/office/word/2012/wordml" xmlns:w16cex="http://schemas.microsoft.com/office/word/2018/wordml/cex" xmlns:w16cid="http://schemas.microsoft.com/office/word/2016/wordml/cid" xmlns:w16="http://schemas.microsoft.com/office/word/2018/wordml" xmlns:w16sdtdh="http://schemas.microsoft.com/office/word/2020/wordml/sdtdatahash" xmlns:w16se="http://schemas.microsoft.com/office/word/2015/wordml/symex" mc:Ignorable="w14 w15 w16se w16cid w16 w16cex w16sdtdh">
   <w:docDefaults>
     <w:rPrDefault>
       <w:rPr>
